--- a/lab3/Отчет по ЛР 3 Тышко Тимофей.docx
+++ b/lab3/Отчет по ЛР 3 Тышко Тимофей.docx
@@ -5043,6 +5043,7 @@
     </w:p>
     <w:p>
       <w:pPr>
+        <w:spacing w:after="120"/>
         <w:rPr>
           <w:lang w:val="ru-RU"/>
         </w:rPr>
@@ -5051,14 +5052,12 @@
         <w:rPr>
           <w:sz w:val="28"/>
         </w:rPr>
-        <w:t>В ходе работы реализована глобальная и адаптивная пороговая обработка и высокочастотные фильтры для увеличения резкости изображений. Основные результаты:</w:t>
+        <w:t>В ходе работы были изучены методы поэлементной и пространственной обработки изображений, а в соответствии с вариантом 8 разработано веб-приложение, реализующее глобальную и адаптивную пороговую обработку и высокочастотные фильтры для увеличения резкости. Все алгоритмы написаны с нуля: пиксели обрабатываются вложенными циклами по типизированным массивам без высокоуровневых функций и без попиксельных вызовов, а программа разделена на три слоя – интерфейс, доступ к памяти с обработкой краёв и чистые функции алгоритмов. Вычисления выполняются в фоновом потоке Web Worker, поэтому интерфейс не блокируется, а для исходного изображения и каждого результата показываются изображения «до» и «после» и их гистограммы.</w:t>
       </w:r>
     </w:p>
     <w:p>
       <w:pPr>
-        <w:spacing w:after="0"/>
-        <w:ind w:left="312" w:firstLine="0"/>
-        <w:jc w:val="left"/>
+        <w:spacing w:after="120"/>
         <w:rPr>
           <w:lang w:val="ru-RU"/>
         </w:rPr>
@@ -5067,14 +5066,12 @@
         <w:rPr>
           <w:sz w:val="28"/>
         </w:rPr>
-        <w:t>– все алгоритмы написаны с нуля, пиксели обрабатываются вложенными циклами по типизированным массивам без высокоуровневых функций и без попиксельных вызовов;</w:t>
+        <w:t>Глобальная пороговая обработка реализована двумя методами. Метод Оцу перебирает все 256 порогов и выбирает тот, при котором межклассовая дисперсия максимальна; итеративный метод начинает со средней яркости и уточняет порог как полусумму средних яркостей двух классов. На изображениях с равномерным освещением оба метода дают почти одинаковый порог, но на изображении с мелкими объектами, занимающими 2,2% площади, метод Оцу выбрал порог 118 и верно классифицировал 99,99% пикселей, а итеративный остановился на пороге 84 из-за влияния большого фона и дал только 69,77%. Метод Оцу учитывает размеры классов через произведение их долей, а итеративный метод – нет.</w:t>
       </w:r>
     </w:p>
     <w:p>
       <w:pPr>
-        <w:spacing w:after="0"/>
-        <w:ind w:left="312" w:firstLine="0"/>
-        <w:jc w:val="left"/>
+        <w:spacing w:after="120"/>
         <w:rPr>
           <w:lang w:val="ru-RU"/>
         </w:rPr>
@@ -5083,14 +5080,12 @@
         <w:rPr>
           <w:sz w:val="28"/>
         </w:rPr>
-        <w:t>– реализованы два глобальных метода (Оцу и итеративный): на изображении с мелкими объектами метод Оцу даёт 99,99% верных пикселей против 69,77% у итеративного, так как учитывает размеры классов;</w:t>
+        <w:t>Один порог на всё изображение не работает, если освещение неравномерно. На странице с тенью и на тексте с градиентом освещения оба глобальных метода теряют часть изображения, так как тёмная область целиком оказывается ниже порога. Адаптивный метод Саувола вычисляет порог для каждого пикселя по среднему и стандартному отклонению яркости в окне и поэтому сохраняет текст на всём изображении. Интегральные изображения сумм и сумм квадратов позволяют получить эти значения по четырём элементам таблицы, поэтому время работы метода не зависит от размера окна: на изображении 512×512 прямой подсчёт для окна 61×61 занимает около 934 мс, а интегральное изображение – около 2,8 мс. В то же время на изображении монет с почти однородным фоном метод Саувола выдаёт белые пятна шума, и глобальный метод даёт результат лучше.</w:t>
       </w:r>
     </w:p>
     <w:p>
       <w:pPr>
-        <w:spacing w:after="0"/>
-        <w:ind w:left="312" w:firstLine="0"/>
-        <w:jc w:val="left"/>
+        <w:spacing w:after="120"/>
         <w:rPr>
           <w:lang w:val="ru-RU"/>
         </w:rPr>
@@ -5099,14 +5094,12 @@
         <w:rPr>
           <w:sz w:val="28"/>
         </w:rPr>
-        <w:t>– метод Саувола с интегральным изображением выделяет текст на страницах с тенью и с градиентом освещения, где оба глобальных метода теряют часть изображения; его время не зависит от размера окна;</w:t>
+        <w:t>Высокочастотные фильтры усиливают перепады яркости. Лапласиан вычитает из изображения свою вторую производную, нерезкая маска добавляет к изображению разность между ним и его копией, размытой фильтром Гаусса. На размытом изображении оба фильтра повысили средний градиент Собеля с 20,3 до 25,3 у лапласиана и до 29,5 у нерезкой маски, но до градиента исходного резкого изображения (49,3) размытое восстановить нельзя, так как часть информации при размытии потеряна. Высокочастотная составляющая включает и шум, поэтому на зашумлённом изображении дисперсия лапласиана (мера резкости и шума) выросла в 17,5 раза после лапласиана и в 4,6 раза после нерезкой маски; резкость поэтому лучше повышать после подавления шума.</w:t>
       </w:r>
     </w:p>
     <w:p>
       <w:pPr>
-        <w:spacing w:after="0"/>
-        <w:ind w:left="312" w:firstLine="0"/>
-        <w:jc w:val="left"/>
+        <w:spacing w:after="120"/>
         <w:rPr>
           <w:lang w:val="ru-RU"/>
         </w:rPr>
@@ -5115,14 +5108,12 @@
         <w:rPr>
           <w:sz w:val="28"/>
         </w:rPr>
-        <w:t>– лапласиан и нерезкая маска повышают резкость размытых изображений: средний градиент вырос с 20,3 до 25,3–29,5; оба фильтра усиливают шум, нерезкая маска – слабее;</w:t>
+        <w:t>Гауссово сглаживание в нерезкой маске выполняется в виде двух одномерных проходов, сначала по строкам, затем по столбцам, что снижает число операций с K² до 2K на пиксель: для ядра из 13 элементов выигрыш составил 7 раз, из 31 элемента – 15 раз, из 61 элемента – 28 раз. Края изображения не обрезаются и не заполняются чёрным: недостающие индексы заменяются заранее построенной таблицей по стратегии Clamp (дублирование граничного пикселя) или Reflect (зеркальное отражение). Для лапласиана 3×3 обе стратегии дают одинаковый результат, различие появляется у ядер большего радиуса, например у нерезкой маски с σ = 2.</w:t>
       </w:r>
     </w:p>
     <w:p>
       <w:pPr>
-        <w:spacing w:after="0"/>
-        <w:ind w:left="312" w:firstLine="0"/>
-        <w:jc w:val="left"/>
+        <w:spacing w:after="120"/>
         <w:rPr>
           <w:lang w:val="ru-RU"/>
         </w:rPr>
@@ -5131,39 +5122,7 @@
         <w:rPr>
           <w:sz w:val="28"/>
         </w:rPr>
-        <w:t>– разделяемая свёртка ускоряет фильтр Гаусса в 7–28 раз в зависимости от размера ядра;</w:t>
-      </w:r>
-    </w:p>
-    <w:p>
-      <w:pPr>
-        <w:spacing w:after="0"/>
-        <w:ind w:left="312" w:firstLine="0"/>
-        <w:jc w:val="left"/>
-        <w:rPr>
-          <w:lang w:val="ru-RU"/>
-        </w:rPr>
-      </w:pPr>
-      <w:r>
-        <w:rPr>
-          <w:sz w:val="28"/>
-        </w:rPr>
-        <w:t>– обработка краёв выполнена двумя стратегиями (Clamp и Reflect), края не обрезаются; интерфейс показывает изображения «до» и «после» и гистограммы, а вычисления выполняются в фоновом потоке;</w:t>
-      </w:r>
-    </w:p>
-    <w:p>
-      <w:pPr>
-        <w:spacing w:after="0"/>
-        <w:ind w:left="312" w:firstLine="0"/>
-        <w:jc w:val="left"/>
-        <w:rPr>
-          <w:lang w:val="ru-RU"/>
-        </w:rPr>
-      </w:pPr>
-      <w:r>
-        <w:rPr>
-          <w:sz w:val="28"/>
-        </w:rPr>
-        <w:t>– результаты проверены сравнением с OpenCV: пороги, лапласиан и нерезкая маска совпадают с эталоном с точностью до округления.</w:t>
+        <w:t>Корректность проверена сравнением с библиотекой OpenCV на всех 9 изображениях базы: пороги Оцу совпали полностью, лапласиан совпал без отличий, нерезкая маска отличалась не больше чем на один уровень яркости из-за вычислений в формате float32, а метод Саувола с интегральным изображением совпал с прямым подсчётом по окну на 20 120 проверенных пикселях. Таким образом, программа выполняет требования варианта 8 и дополнений для группы 10А: честный пиксельный доступ, две стратегии обработки краёв, разделяемую свёртку, метод Оцу с автоматическим вычислением порога и адаптивный порог на интегральном изображении.</w:t>
       </w:r>
     </w:p>
     <w:sectPr>
